--- a/docs/factsheets/f-rulesofcalculus.docx
+++ b/docs/factsheets/f-rulesofcalculus.docx
@@ -46,7 +46,7 @@
         <w:t xml:space="preserve">Please note: clickable links lead to study guides where the rule is introduced.</w:t>
       </w:r>
     </w:p>
-    <w:bookmarkStart w:id="24" w:name="rules-of-differentiation"/>
+    <w:bookmarkStart w:id="13" w:name="rules-of-differentiation"/>
     <w:p>
       <w:pPr>
         <w:pStyle w:val="Heading2"/>
@@ -59,7 +59,7 @@
       <w:pPr>
         <w:pStyle w:val="FirstParagraph"/>
       </w:pPr>
-      <w:hyperlink r:id="rId20">
+      <w:hyperlink r:id="rId9">
         <w:r>
           <w:rPr>
             <w:rStyle w:val="Hyperlink"/>
@@ -82,52 +82,62 @@
         <m:r>
           <m:t>f</m:t>
         </m:r>
-        <m:d>
-          <m:dPr>
-            <m:begChr m:val="("/>
-            <m:sepChr m:val=""/>
-            <m:endChr m:val=")"/>
-            <m:grow/>
-          </m:dPr>
-          <m:e>
-            <m:r>
-              <m:t>x</m:t>
-            </m:r>
-          </m:e>
-        </m:d>
-      </m:oMath>
-      <w:r>
-        <w:t xml:space="preserve"> </w:t>
-      </w:r>
-      <w:r>
-        <w:t xml:space="preserve">is a continuous function, then (if it exists) the derivative</w:t>
-      </w:r>
-      <w:r>
-        <w:t xml:space="preserve"> </w:t>
-      </w:r>
-      <m:oMath>
-        <m:r>
-          <m:t>f</m:t>
-        </m:r>
         <m:r>
           <m:rPr>
             <m:sty m:val="p"/>
           </m:rPr>
-          <m:t>′</m:t>
-        </m:r>
-        <m:d>
-          <m:dPr>
-            <m:begChr m:val="("/>
-            <m:sepChr m:val=""/>
-            <m:endChr m:val=")"/>
-            <m:grow/>
-          </m:dPr>
+          <m:t>(</m:t>
+        </m:r>
+        <m:r>
+          <m:t>x</m:t>
+        </m:r>
+        <m:r>
+          <m:rPr>
+            <m:sty m:val="p"/>
+          </m:rPr>
+          <m:t>)</m:t>
+        </m:r>
+      </m:oMath>
+      <w:r>
+        <w:t xml:space="preserve"> </w:t>
+      </w:r>
+      <w:r>
+        <w:t xml:space="preserve">is a continuous function, then (if it exists) the derivative</w:t>
+      </w:r>
+      <w:r>
+        <w:t xml:space="preserve"> </w:t>
+      </w:r>
+      <m:oMath>
+        <m:sSup>
           <m:e>
             <m:r>
-              <m:t>x</m:t>
+              <m:t>f</m:t>
             </m:r>
           </m:e>
-        </m:d>
+          <m:sup>
+            <m:r>
+              <m:rPr>
+                <m:sty m:val="p"/>
+              </m:rPr>
+              <m:t>′</m:t>
+            </m:r>
+          </m:sup>
+        </m:sSup>
+        <m:r>
+          <m:rPr>
+            <m:sty m:val="p"/>
+          </m:rPr>
+          <m:t>(</m:t>
+        </m:r>
+        <m:r>
+          <m:t>x</m:t>
+        </m:r>
+        <m:r>
+          <m:rPr>
+            <m:sty m:val="p"/>
+          </m:rPr>
+          <m:t>)</m:t>
+        </m:r>
       </m:oMath>
       <w:r>
         <w:t xml:space="preserve"> </w:t>
@@ -177,28 +187,30 @@
               <m:r>
                 <m:t>f</m:t>
               </m:r>
-              <m:d>
-                <m:dPr>
-                  <m:begChr m:val="("/>
-                  <m:sepChr m:val=""/>
-                  <m:endChr m:val=")"/>
-                  <m:grow/>
-                </m:dPr>
-                <m:e>
-                  <m:r>
-                    <m:t>x</m:t>
-                  </m:r>
-                  <m:r>
-                    <m:rPr>
-                      <m:sty m:val="p"/>
-                    </m:rPr>
-                    <m:t>+</m:t>
-                  </m:r>
-                  <m:r>
-                    <m:t>h</m:t>
-                  </m:r>
-                </m:e>
-              </m:d>
+              <m:r>
+                <m:rPr>
+                  <m:sty m:val="p"/>
+                </m:rPr>
+                <m:t>(</m:t>
+              </m:r>
+              <m:r>
+                <m:t>x</m:t>
+              </m:r>
+              <m:r>
+                <m:rPr>
+                  <m:sty m:val="p"/>
+                </m:rPr>
+                <m:t>+</m:t>
+              </m:r>
+              <m:r>
+                <m:t>h</m:t>
+              </m:r>
+              <m:r>
+                <m:rPr>
+                  <m:sty m:val="p"/>
+                </m:rPr>
+                <m:t>)</m:t>
+              </m:r>
               <m:r>
                 <m:rPr>
                   <m:sty m:val="p"/>
@@ -208,19 +220,21 @@
               <m:r>
                 <m:t>f</m:t>
               </m:r>
-              <m:d>
-                <m:dPr>
-                  <m:begChr m:val="("/>
-                  <m:sepChr m:val=""/>
-                  <m:endChr m:val=")"/>
-                  <m:grow/>
-                </m:dPr>
-                <m:e>
-                  <m:r>
-                    <m:t>x</m:t>
-                  </m:r>
-                </m:e>
-              </m:d>
+              <m:r>
+                <m:rPr>
+                  <m:sty m:val="p"/>
+                </m:rPr>
+                <m:t>(</m:t>
+              </m:r>
+              <m:r>
+                <m:t>x</m:t>
+              </m:r>
+              <m:r>
+                <m:rPr>
+                  <m:sty m:val="p"/>
+                </m:rPr>
+                <m:t>)</m:t>
+              </m:r>
             </m:num>
             <m:den>
               <m:r>
@@ -243,7 +257,7 @@
       <w:pPr>
         <w:pStyle w:val="BodyText"/>
       </w:pPr>
-      <w:hyperlink r:id="rId20">
+      <w:hyperlink r:id="rId9">
         <w:r>
           <w:rPr>
             <w:rStyle w:val="Hyperlink"/>
@@ -266,19 +280,21 @@
         <m:r>
           <m:t>f</m:t>
         </m:r>
-        <m:d>
-          <m:dPr>
-            <m:begChr m:val="("/>
-            <m:sepChr m:val=""/>
-            <m:endChr m:val=")"/>
-            <m:grow/>
-          </m:dPr>
-          <m:e>
-            <m:r>
-              <m:t>x</m:t>
-            </m:r>
-          </m:e>
-        </m:d>
+        <m:r>
+          <m:rPr>
+            <m:sty m:val="p"/>
+          </m:rPr>
+          <m:t>(</m:t>
+        </m:r>
+        <m:r>
+          <m:t>x</m:t>
+        </m:r>
+        <m:r>
+          <m:rPr>
+            <m:sty m:val="p"/>
+          </m:rPr>
+          <m:t>)</m:t>
+        </m:r>
       </m:oMath>
       <w:r>
         <w:t xml:space="preserve"> </w:t>
@@ -293,19 +309,21 @@
         <m:r>
           <m:t>g</m:t>
         </m:r>
-        <m:d>
-          <m:dPr>
-            <m:begChr m:val="("/>
-            <m:sepChr m:val=""/>
-            <m:endChr m:val=")"/>
-            <m:grow/>
-          </m:dPr>
-          <m:e>
-            <m:r>
-              <m:t>x</m:t>
-            </m:r>
-          </m:e>
-        </m:d>
+        <m:r>
+          <m:rPr>
+            <m:sty m:val="p"/>
+          </m:rPr>
+          <m:t>(</m:t>
+        </m:r>
+        <m:r>
+          <m:t>x</m:t>
+        </m:r>
+        <m:r>
+          <m:rPr>
+            <m:sty m:val="p"/>
+          </m:rPr>
+          <m:t>)</m:t>
+        </m:r>
       </m:oMath>
       <w:r>
         <w:t xml:space="preserve"> </w:t>
@@ -349,54 +367,205 @@
               </m:r>
             </m:den>
           </m:f>
-          <m:d>
-            <m:dPr>
-              <m:begChr m:val="("/>
-              <m:sepChr m:val=""/>
-              <m:endChr m:val=")"/>
-              <m:grow/>
-            </m:dPr>
+          <m:r>
+            <m:rPr>
+              <m:sty m:val="p"/>
+            </m:rPr>
+            <m:t>(</m:t>
+          </m:r>
+          <m:r>
+            <m:t>f</m:t>
+          </m:r>
+          <m:r>
+            <m:rPr>
+              <m:sty m:val="p"/>
+            </m:rPr>
+            <m:t>(</m:t>
+          </m:r>
+          <m:r>
+            <m:t>x</m:t>
+          </m:r>
+          <m:r>
+            <m:rPr>
+              <m:sty m:val="p"/>
+            </m:rPr>
+            <m:t>)</m:t>
+          </m:r>
+          <m:r>
+            <m:rPr>
+              <m:sty m:val="p"/>
+            </m:rPr>
+            <m:t>±</m:t>
+          </m:r>
+          <m:r>
+            <m:t>g</m:t>
+          </m:r>
+          <m:r>
+            <m:rPr>
+              <m:sty m:val="p"/>
+            </m:rPr>
+            <m:t>(</m:t>
+          </m:r>
+          <m:r>
+            <m:t>x</m:t>
+          </m:r>
+          <m:r>
+            <m:rPr>
+              <m:sty m:val="p"/>
+            </m:rPr>
+            <m:t>)</m:t>
+          </m:r>
+          <m:r>
+            <m:rPr>
+              <m:sty m:val="p"/>
+            </m:rPr>
+            <m:t>)</m:t>
+          </m:r>
+          <m:r>
+            <m:rPr>
+              <m:sty m:val="p"/>
+            </m:rPr>
+            <m:t>=</m:t>
+          </m:r>
+          <m:sSup>
             <m:e>
               <m:r>
                 <m:t>f</m:t>
               </m:r>
-              <m:d>
-                <m:dPr>
-                  <m:begChr m:val="("/>
-                  <m:sepChr m:val=""/>
-                  <m:endChr m:val=")"/>
-                  <m:grow/>
-                </m:dPr>
-                <m:e>
-                  <m:r>
-                    <m:t>x</m:t>
-                  </m:r>
-                </m:e>
-              </m:d>
-              <m:r>
-                <m:rPr>
-                  <m:sty m:val="p"/>
-                </m:rPr>
-                <m:t>±</m:t>
-              </m:r>
+            </m:e>
+            <m:sup>
+              <m:r>
+                <m:rPr>
+                  <m:sty m:val="p"/>
+                </m:rPr>
+                <m:t>′</m:t>
+              </m:r>
+            </m:sup>
+          </m:sSup>
+          <m:r>
+            <m:rPr>
+              <m:sty m:val="p"/>
+            </m:rPr>
+            <m:t>(</m:t>
+          </m:r>
+          <m:r>
+            <m:t>x</m:t>
+          </m:r>
+          <m:r>
+            <m:rPr>
+              <m:sty m:val="p"/>
+            </m:rPr>
+            <m:t>)</m:t>
+          </m:r>
+          <m:r>
+            <m:rPr>
+              <m:sty m:val="p"/>
+            </m:rPr>
+            <m:t>±</m:t>
+          </m:r>
+          <m:sSup>
+            <m:e>
               <m:r>
                 <m:t>g</m:t>
               </m:r>
-              <m:d>
-                <m:dPr>
-                  <m:begChr m:val="("/>
-                  <m:sepChr m:val=""/>
-                  <m:endChr m:val=")"/>
-                  <m:grow/>
-                </m:dPr>
-                <m:e>
-                  <m:r>
-                    <m:t>x</m:t>
-                  </m:r>
-                </m:e>
-              </m:d>
             </m:e>
-          </m:d>
+            <m:sup>
+              <m:r>
+                <m:rPr>
+                  <m:sty m:val="p"/>
+                </m:rPr>
+                <m:t>′</m:t>
+              </m:r>
+            </m:sup>
+          </m:sSup>
+          <m:r>
+            <m:rPr>
+              <m:sty m:val="p"/>
+            </m:rPr>
+            <m:t>(</m:t>
+          </m:r>
+          <m:r>
+            <m:t>x</m:t>
+          </m:r>
+          <m:r>
+            <m:rPr>
+              <m:sty m:val="p"/>
+            </m:rPr>
+            <m:t>)</m:t>
+          </m:r>
+          <m:r>
+            <m:t> </m:t>
+          </m:r>
+          <m:r>
+            <m:rPr>
+              <m:nor/>
+              <m:scr m:val="sans-serif"/>
+              <m:sty m:val="p"/>
+            </m:rPr>
+            <m:t> and </m:t>
+          </m:r>
+          <m:r>
+            <m:t> </m:t>
+          </m:r>
+          <m:f>
+            <m:fPr>
+              <m:type m:val="bar"/>
+            </m:fPr>
+            <m:num>
+              <m:r>
+                <m:rPr>
+                  <m:nor/>
+                  <m:sty m:val="p"/>
+                </m:rPr>
+                <m:t>d</m:t>
+              </m:r>
+            </m:num>
+            <m:den>
+              <m:r>
+                <m:rPr>
+                  <m:nor/>
+                  <m:sty m:val="p"/>
+                </m:rPr>
+                <m:t>d</m:t>
+              </m:r>
+              <m:r>
+                <m:t>x</m:t>
+              </m:r>
+            </m:den>
+          </m:f>
+          <m:r>
+            <m:rPr>
+              <m:sty m:val="p"/>
+            </m:rPr>
+            <m:t>(</m:t>
+          </m:r>
+          <m:r>
+            <m:t>c</m:t>
+          </m:r>
+          <m:r>
+            <m:t>f</m:t>
+          </m:r>
+          <m:r>
+            <m:rPr>
+              <m:sty m:val="p"/>
+            </m:rPr>
+            <m:t>(</m:t>
+          </m:r>
+          <m:r>
+            <m:t>x</m:t>
+          </m:r>
+          <m:r>
+            <m:rPr>
+              <m:sty m:val="p"/>
+            </m:rPr>
+            <m:t>)</m:t>
+          </m:r>
+          <m:r>
+            <m:rPr>
+              <m:sty m:val="p"/>
+            </m:rPr>
+            <m:t>)</m:t>
+          </m:r>
           <m:r>
             <m:rPr>
               <m:sty m:val="p"/>
@@ -404,68 +573,247 @@
             <m:t>=</m:t>
           </m:r>
           <m:r>
+            <m:t>c</m:t>
+          </m:r>
+          <m:f>
+            <m:fPr>
+              <m:type m:val="bar"/>
+            </m:fPr>
+            <m:num>
+              <m:r>
+                <m:rPr>
+                  <m:nor/>
+                  <m:sty m:val="p"/>
+                </m:rPr>
+                <m:t>d</m:t>
+              </m:r>
+            </m:num>
+            <m:den>
+              <m:r>
+                <m:rPr>
+                  <m:nor/>
+                  <m:sty m:val="p"/>
+                </m:rPr>
+                <m:t>d</m:t>
+              </m:r>
+              <m:r>
+                <m:t>x</m:t>
+              </m:r>
+            </m:den>
+          </m:f>
+          <m:r>
+            <m:rPr>
+              <m:sty m:val="p"/>
+            </m:rPr>
+            <m:t>(</m:t>
+          </m:r>
+          <m:r>
             <m:t>f</m:t>
           </m:r>
           <m:r>
             <m:rPr>
               <m:sty m:val="p"/>
             </m:rPr>
-            <m:t>′</m:t>
-          </m:r>
-          <m:d>
-            <m:dPr>
-              <m:begChr m:val="("/>
-              <m:sepChr m:val=""/>
-              <m:endChr m:val=")"/>
-              <m:grow/>
-            </m:dPr>
+            <m:t>(</m:t>
+          </m:r>
+          <m:r>
+            <m:t>x</m:t>
+          </m:r>
+          <m:r>
+            <m:rPr>
+              <m:sty m:val="p"/>
+            </m:rPr>
+            <m:t>)</m:t>
+          </m:r>
+          <m:r>
+            <m:rPr>
+              <m:sty m:val="p"/>
+            </m:rPr>
+            <m:t>)</m:t>
+          </m:r>
+          <m:r>
+            <m:rPr>
+              <m:sty m:val="p"/>
+            </m:rPr>
+            <m:t>=</m:t>
+          </m:r>
+          <m:r>
+            <m:t>c</m:t>
+          </m:r>
+          <m:sSup>
             <m:e>
               <m:r>
-                <m:t>x</m:t>
+                <m:t>f</m:t>
               </m:r>
             </m:e>
-          </m:d>
-          <m:r>
-            <m:rPr>
-              <m:sty m:val="p"/>
-            </m:rPr>
-            <m:t>±</m:t>
-          </m:r>
-          <m:r>
-            <m:t>g</m:t>
-          </m:r>
-          <m:r>
-            <m:rPr>
-              <m:sty m:val="p"/>
-            </m:rPr>
-            <m:t>′</m:t>
-          </m:r>
-          <m:d>
-            <m:dPr>
-              <m:begChr m:val="("/>
-              <m:sepChr m:val=""/>
-              <m:endChr m:val=")"/>
-              <m:grow/>
-            </m:dPr>
+            <m:sup>
+              <m:r>
+                <m:rPr>
+                  <m:sty m:val="p"/>
+                </m:rPr>
+                <m:t>′</m:t>
+              </m:r>
+            </m:sup>
+          </m:sSup>
+          <m:r>
+            <m:rPr>
+              <m:sty m:val="p"/>
+            </m:rPr>
+            <m:t>(</m:t>
+          </m:r>
+          <m:r>
+            <m:t>x</m:t>
+          </m:r>
+          <m:r>
+            <m:rPr>
+              <m:sty m:val="p"/>
+            </m:rPr>
+            <m:t>)</m:t>
+          </m:r>
+        </m:oMath>
+      </m:oMathPara>
+    </w:p>
+    <w:p>
+      <w:pPr>
+        <w:pStyle w:val="FirstParagraph"/>
+      </w:pPr>
+      <w:r>
+        <w:t xml:space="preserve"> </w:t>
+      </w:r>
+    </w:p>
+    <w:p>
+      <w:pPr>
+        <w:pStyle w:val="BodyText"/>
+      </w:pPr>
+      <w:hyperlink r:id="rId10">
+        <w:r>
+          <w:rPr>
+            <w:rStyle w:val="Hyperlink"/>
+            <w:b/>
+            <w:bCs/>
+          </w:rPr>
+          <w:t xml:space="preserve">Product rule:</w:t>
+        </w:r>
+      </w:hyperlink>
+      <w:r>
+        <w:t xml:space="preserve"> </w:t>
+      </w:r>
+      <w:r>
+        <w:t xml:space="preserve">If</w:t>
+      </w:r>
+      <w:r>
+        <w:t xml:space="preserve"> </w:t>
+      </w:r>
+      <m:oMath>
+        <m:r>
+          <m:t>f</m:t>
+        </m:r>
+        <m:r>
+          <m:rPr>
+            <m:sty m:val="p"/>
+          </m:rPr>
+          <m:t>(</m:t>
+        </m:r>
+        <m:r>
+          <m:t>x</m:t>
+        </m:r>
+        <m:r>
+          <m:rPr>
+            <m:sty m:val="p"/>
+          </m:rPr>
+          <m:t>)</m:t>
+        </m:r>
+        <m:r>
+          <m:rPr>
+            <m:sty m:val="p"/>
+          </m:rPr>
+          <m:t>=</m:t>
+        </m:r>
+        <m:r>
+          <m:t>u</m:t>
+        </m:r>
+        <m:r>
+          <m:rPr>
+            <m:sty m:val="p"/>
+          </m:rPr>
+          <m:t>(</m:t>
+        </m:r>
+        <m:r>
+          <m:t>x</m:t>
+        </m:r>
+        <m:r>
+          <m:rPr>
+            <m:sty m:val="p"/>
+          </m:rPr>
+          <m:t>)</m:t>
+        </m:r>
+        <m:r>
+          <m:t>v</m:t>
+        </m:r>
+        <m:r>
+          <m:rPr>
+            <m:sty m:val="p"/>
+          </m:rPr>
+          <m:t>(</m:t>
+        </m:r>
+        <m:r>
+          <m:t>x</m:t>
+        </m:r>
+        <m:r>
+          <m:rPr>
+            <m:sty m:val="p"/>
+          </m:rPr>
+          <m:t>)</m:t>
+        </m:r>
+      </m:oMath>
+      <w:r>
+        <w:t xml:space="preserve">,</w:t>
+      </w:r>
+    </w:p>
+    <w:p>
+      <w:pPr>
+        <w:pStyle w:val="BodyText"/>
+      </w:pPr>
+      <m:oMathPara>
+        <m:oMathParaPr>
+          <m:jc m:val="center"/>
+        </m:oMathParaPr>
+        <m:oMath>
+          <m:sSup>
             <m:e>
               <m:r>
-                <m:t>x</m:t>
+                <m:t>f</m:t>
               </m:r>
             </m:e>
-          </m:d>
-          <m:r>
-            <m:t> </m:t>
-          </m:r>
-          <m:r>
-            <m:rPr>
-              <m:nor/>
-              <m:sty m:val="p"/>
-              <m:scr m:val="sans-serif"/>
-            </m:rPr>
-            <m:t> and </m:t>
-          </m:r>
-          <m:r>
-            <m:t> </m:t>
+            <m:sup>
+              <m:r>
+                <m:rPr>
+                  <m:sty m:val="p"/>
+                </m:rPr>
+                <m:t>′</m:t>
+              </m:r>
+            </m:sup>
+          </m:sSup>
+          <m:r>
+            <m:rPr>
+              <m:sty m:val="p"/>
+            </m:rPr>
+            <m:t>(</m:t>
+          </m:r>
+          <m:r>
+            <m:t>x</m:t>
+          </m:r>
+          <m:r>
+            <m:rPr>
+              <m:sty m:val="p"/>
+            </m:rPr>
+            <m:t>)</m:t>
+          </m:r>
+          <m:r>
+            <m:rPr>
+              <m:sty m:val="p"/>
+            </m:rPr>
+            <m:t>=</m:t>
           </m:r>
           <m:f>
             <m:fPr>
@@ -502,24 +850,41 @@
             </m:dPr>
             <m:e>
               <m:r>
-                <m:t>c</m:t>
-              </m:r>
-              <m:r>
-                <m:t>f</m:t>
-              </m:r>
-              <m:d>
-                <m:dPr>
-                  <m:begChr m:val="("/>
-                  <m:sepChr m:val=""/>
-                  <m:endChr m:val=")"/>
-                  <m:grow/>
-                </m:dPr>
-                <m:e>
-                  <m:r>
-                    <m:t>x</m:t>
-                  </m:r>
-                </m:e>
-              </m:d>
+                <m:t>u</m:t>
+              </m:r>
+              <m:r>
+                <m:rPr>
+                  <m:sty m:val="p"/>
+                </m:rPr>
+                <m:t>(</m:t>
+              </m:r>
+              <m:r>
+                <m:t>x</m:t>
+              </m:r>
+              <m:r>
+                <m:rPr>
+                  <m:sty m:val="p"/>
+                </m:rPr>
+                <m:t>)</m:t>
+              </m:r>
+              <m:r>
+                <m:t>v</m:t>
+              </m:r>
+              <m:r>
+                <m:rPr>
+                  <m:sty m:val="p"/>
+                </m:rPr>
+                <m:t>(</m:t>
+              </m:r>
+              <m:r>
+                <m:t>x</m:t>
+              </m:r>
+              <m:r>
+                <m:rPr>
+                  <m:sty m:val="p"/>
+                </m:rPr>
+                <m:t>)</m:t>
+              </m:r>
             </m:e>
           </m:d>
           <m:r>
@@ -529,91 +894,107 @@
             <m:t>=</m:t>
           </m:r>
           <m:r>
-            <m:t>c</m:t>
-          </m:r>
-          <m:f>
-            <m:fPr>
-              <m:type m:val="bar"/>
-            </m:fPr>
-            <m:num>
-              <m:r>
-                <m:rPr>
-                  <m:nor/>
-                  <m:sty m:val="p"/>
-                </m:rPr>
-                <m:t>d</m:t>
-              </m:r>
-            </m:num>
-            <m:den>
-              <m:r>
-                <m:rPr>
-                  <m:nor/>
-                  <m:sty m:val="p"/>
-                </m:rPr>
-                <m:t>d</m:t>
-              </m:r>
-              <m:r>
-                <m:t>x</m:t>
-              </m:r>
-            </m:den>
-          </m:f>
-          <m:d>
-            <m:dPr>
-              <m:begChr m:val="("/>
-              <m:sepChr m:val=""/>
-              <m:endChr m:val=")"/>
-              <m:grow/>
-            </m:dPr>
+            <m:t>u</m:t>
+          </m:r>
+          <m:r>
+            <m:rPr>
+              <m:sty m:val="p"/>
+            </m:rPr>
+            <m:t>(</m:t>
+          </m:r>
+          <m:r>
+            <m:t>x</m:t>
+          </m:r>
+          <m:r>
+            <m:rPr>
+              <m:sty m:val="p"/>
+            </m:rPr>
+            <m:t>)</m:t>
+          </m:r>
+          <m:sSup>
             <m:e>
               <m:r>
-                <m:t>f</m:t>
-              </m:r>
-              <m:d>
-                <m:dPr>
-                  <m:begChr m:val="("/>
-                  <m:sepChr m:val=""/>
-                  <m:endChr m:val=")"/>
-                  <m:grow/>
-                </m:dPr>
-                <m:e>
-                  <m:r>
-                    <m:t>x</m:t>
-                  </m:r>
-                </m:e>
-              </m:d>
+                <m:t>v</m:t>
+              </m:r>
             </m:e>
-          </m:d>
-          <m:r>
-            <m:rPr>
-              <m:sty m:val="p"/>
-            </m:rPr>
-            <m:t>=</m:t>
-          </m:r>
-          <m:r>
-            <m:t>c</m:t>
-          </m:r>
-          <m:r>
-            <m:t>f</m:t>
-          </m:r>
-          <m:r>
-            <m:rPr>
-              <m:sty m:val="p"/>
-            </m:rPr>
-            <m:t>′</m:t>
-          </m:r>
-          <m:d>
-            <m:dPr>
-              <m:begChr m:val="("/>
-              <m:sepChr m:val=""/>
-              <m:endChr m:val=")"/>
-              <m:grow/>
-            </m:dPr>
+            <m:sup>
+              <m:r>
+                <m:rPr>
+                  <m:sty m:val="p"/>
+                </m:rPr>
+                <m:t>′</m:t>
+              </m:r>
+            </m:sup>
+          </m:sSup>
+          <m:r>
+            <m:rPr>
+              <m:sty m:val="p"/>
+            </m:rPr>
+            <m:t>(</m:t>
+          </m:r>
+          <m:r>
+            <m:t>x</m:t>
+          </m:r>
+          <m:r>
+            <m:rPr>
+              <m:sty m:val="p"/>
+            </m:rPr>
+            <m:t>)</m:t>
+          </m:r>
+          <m:r>
+            <m:rPr>
+              <m:sty m:val="p"/>
+            </m:rPr>
+            <m:t>+</m:t>
+          </m:r>
+          <m:sSup>
             <m:e>
               <m:r>
-                <m:t>x</m:t>
+                <m:t>u</m:t>
               </m:r>
             </m:e>
-          </m:d>
+            <m:sup>
+              <m:r>
+                <m:rPr>
+                  <m:sty m:val="p"/>
+                </m:rPr>
+                <m:t>′</m:t>
+              </m:r>
+            </m:sup>
+          </m:sSup>
+          <m:r>
+            <m:rPr>
+              <m:sty m:val="p"/>
+            </m:rPr>
+            <m:t>(</m:t>
+          </m:r>
+          <m:r>
+            <m:t>x</m:t>
+          </m:r>
+          <m:r>
+            <m:rPr>
+              <m:sty m:val="p"/>
+            </m:rPr>
+            <m:t>)</m:t>
+          </m:r>
+          <m:r>
+            <m:t>v</m:t>
+          </m:r>
+          <m:r>
+            <m:rPr>
+              <m:sty m:val="p"/>
+            </m:rPr>
+            <m:t>(</m:t>
+          </m:r>
+          <m:r>
+            <m:t>x</m:t>
+          </m:r>
+          <m:r>
+            <m:rPr>
+              <m:sty m:val="p"/>
+            </m:rPr>
+            <m:t>)</m:t>
+          </m:r>
         </m:oMath>
       </m:oMathPara>
     </w:p>
@@ -629,294 +1010,7 @@
       <w:pPr>
         <w:pStyle w:val="BodyText"/>
       </w:pPr>
-      <w:hyperlink r:id="rId21">
-        <w:r>
-          <w:rPr>
-            <w:rStyle w:val="Hyperlink"/>
-            <w:b/>
-            <w:bCs/>
-          </w:rPr>
-          <w:t xml:space="preserve">Product rule:</w:t>
-        </w:r>
-      </w:hyperlink>
-      <w:r>
-        <w:t xml:space="preserve"> </w:t>
-      </w:r>
-      <w:r>
-        <w:t xml:space="preserve">If</w:t>
-      </w:r>
-      <w:r>
-        <w:t xml:space="preserve"> </w:t>
-      </w:r>
-      <m:oMath>
-        <m:r>
-          <m:t>f</m:t>
-        </m:r>
-        <m:d>
-          <m:dPr>
-            <m:begChr m:val="("/>
-            <m:sepChr m:val=""/>
-            <m:endChr m:val=")"/>
-            <m:grow/>
-          </m:dPr>
-          <m:e>
-            <m:r>
-              <m:t>x</m:t>
-            </m:r>
-          </m:e>
-        </m:d>
-        <m:r>
-          <m:rPr>
-            <m:sty m:val="p"/>
-          </m:rPr>
-          <m:t>=</m:t>
-        </m:r>
-        <m:r>
-          <m:t>u</m:t>
-        </m:r>
-        <m:d>
-          <m:dPr>
-            <m:begChr m:val="("/>
-            <m:sepChr m:val=""/>
-            <m:endChr m:val=")"/>
-            <m:grow/>
-          </m:dPr>
-          <m:e>
-            <m:r>
-              <m:t>x</m:t>
-            </m:r>
-          </m:e>
-        </m:d>
-        <m:r>
-          <m:t>v</m:t>
-        </m:r>
-        <m:d>
-          <m:dPr>
-            <m:begChr m:val="("/>
-            <m:sepChr m:val=""/>
-            <m:endChr m:val=")"/>
-            <m:grow/>
-          </m:dPr>
-          <m:e>
-            <m:r>
-              <m:t>x</m:t>
-            </m:r>
-          </m:e>
-        </m:d>
-      </m:oMath>
-      <w:r>
-        <w:t xml:space="preserve">,</w:t>
-      </w:r>
-    </w:p>
-    <w:p>
-      <w:pPr>
-        <w:pStyle w:val="BodyText"/>
-      </w:pPr>
-      <m:oMathPara>
-        <m:oMathParaPr>
-          <m:jc m:val="center"/>
-        </m:oMathParaPr>
-        <m:oMath>
-          <m:r>
-            <m:t>f</m:t>
-          </m:r>
-          <m:r>
-            <m:rPr>
-              <m:sty m:val="p"/>
-            </m:rPr>
-            <m:t>′</m:t>
-          </m:r>
-          <m:d>
-            <m:dPr>
-              <m:begChr m:val="("/>
-              <m:sepChr m:val=""/>
-              <m:endChr m:val=")"/>
-              <m:grow/>
-            </m:dPr>
-            <m:e>
-              <m:r>
-                <m:t>x</m:t>
-              </m:r>
-            </m:e>
-          </m:d>
-          <m:r>
-            <m:rPr>
-              <m:sty m:val="p"/>
-            </m:rPr>
-            <m:t>=</m:t>
-          </m:r>
-          <m:f>
-            <m:fPr>
-              <m:type m:val="bar"/>
-            </m:fPr>
-            <m:num>
-              <m:r>
-                <m:rPr>
-                  <m:nor/>
-                  <m:sty m:val="p"/>
-                </m:rPr>
-                <m:t>d</m:t>
-              </m:r>
-            </m:num>
-            <m:den>
-              <m:r>
-                <m:rPr>
-                  <m:nor/>
-                  <m:sty m:val="p"/>
-                </m:rPr>
-                <m:t>d</m:t>
-              </m:r>
-              <m:r>
-                <m:t>x</m:t>
-              </m:r>
-            </m:den>
-          </m:f>
-          <m:d>
-            <m:dPr>
-              <m:begChr m:val="("/>
-              <m:sepChr m:val=""/>
-              <m:endChr m:val=")"/>
-              <m:grow/>
-            </m:dPr>
-            <m:e>
-              <m:r>
-                <m:t>u</m:t>
-              </m:r>
-              <m:d>
-                <m:dPr>
-                  <m:begChr m:val="("/>
-                  <m:sepChr m:val=""/>
-                  <m:endChr m:val=")"/>
-                  <m:grow/>
-                </m:dPr>
-                <m:e>
-                  <m:r>
-                    <m:t>x</m:t>
-                  </m:r>
-                </m:e>
-              </m:d>
-              <m:r>
-                <m:t>v</m:t>
-              </m:r>
-              <m:d>
-                <m:dPr>
-                  <m:begChr m:val="("/>
-                  <m:sepChr m:val=""/>
-                  <m:endChr m:val=")"/>
-                  <m:grow/>
-                </m:dPr>
-                <m:e>
-                  <m:r>
-                    <m:t>x</m:t>
-                  </m:r>
-                </m:e>
-              </m:d>
-            </m:e>
-          </m:d>
-          <m:r>
-            <m:rPr>
-              <m:sty m:val="p"/>
-            </m:rPr>
-            <m:t>=</m:t>
-          </m:r>
-          <m:r>
-            <m:t>u</m:t>
-          </m:r>
-          <m:d>
-            <m:dPr>
-              <m:begChr m:val="("/>
-              <m:sepChr m:val=""/>
-              <m:endChr m:val=")"/>
-              <m:grow/>
-            </m:dPr>
-            <m:e>
-              <m:r>
-                <m:t>x</m:t>
-              </m:r>
-            </m:e>
-          </m:d>
-          <m:r>
-            <m:t>v</m:t>
-          </m:r>
-          <m:r>
-            <m:rPr>
-              <m:sty m:val="p"/>
-            </m:rPr>
-            <m:t>′</m:t>
-          </m:r>
-          <m:d>
-            <m:dPr>
-              <m:begChr m:val="("/>
-              <m:sepChr m:val=""/>
-              <m:endChr m:val=")"/>
-              <m:grow/>
-            </m:dPr>
-            <m:e>
-              <m:r>
-                <m:t>x</m:t>
-              </m:r>
-            </m:e>
-          </m:d>
-          <m:r>
-            <m:rPr>
-              <m:sty m:val="p"/>
-            </m:rPr>
-            <m:t>+</m:t>
-          </m:r>
-          <m:r>
-            <m:t>u</m:t>
-          </m:r>
-          <m:r>
-            <m:rPr>
-              <m:sty m:val="p"/>
-            </m:rPr>
-            <m:t>′</m:t>
-          </m:r>
-          <m:d>
-            <m:dPr>
-              <m:begChr m:val="("/>
-              <m:sepChr m:val=""/>
-              <m:endChr m:val=")"/>
-              <m:grow/>
-            </m:dPr>
-            <m:e>
-              <m:r>
-                <m:t>x</m:t>
-              </m:r>
-            </m:e>
-          </m:d>
-          <m:r>
-            <m:t>v</m:t>
-          </m:r>
-          <m:d>
-            <m:dPr>
-              <m:begChr m:val="("/>
-              <m:sepChr m:val=""/>
-              <m:endChr m:val=")"/>
-              <m:grow/>
-            </m:dPr>
-            <m:e>
-              <m:r>
-                <m:t>x</m:t>
-              </m:r>
-            </m:e>
-          </m:d>
-        </m:oMath>
-      </m:oMathPara>
-    </w:p>
-    <w:p>
-      <w:pPr>
-        <w:pStyle w:val="FirstParagraph"/>
-      </w:pPr>
-      <w:r>
-        <w:t xml:space="preserve"> </w:t>
-      </w:r>
-    </w:p>
-    <w:p>
-      <w:pPr>
-        <w:pStyle w:val="BodyText"/>
-      </w:pPr>
-      <w:hyperlink r:id="rId22">
+      <w:hyperlink r:id="rId11">
         <w:r>
           <w:rPr>
             <w:rStyle w:val="Hyperlink"/>
@@ -939,19 +1033,21 @@
         <m:r>
           <m:t>f</m:t>
         </m:r>
-        <m:d>
-          <m:dPr>
-            <m:begChr m:val="("/>
-            <m:sepChr m:val=""/>
-            <m:endChr m:val=")"/>
-            <m:grow/>
-          </m:dPr>
-          <m:e>
-            <m:r>
-              <m:t>x</m:t>
-            </m:r>
-          </m:e>
-        </m:d>
+        <m:r>
+          <m:rPr>
+            <m:sty m:val="p"/>
+          </m:rPr>
+          <m:t>(</m:t>
+        </m:r>
+        <m:r>
+          <m:t>x</m:t>
+        </m:r>
+        <m:r>
+          <m:rPr>
+            <m:sty m:val="p"/>
+          </m:rPr>
+          <m:t>)</m:t>
+        </m:r>
         <m:r>
           <m:rPr>
             <m:sty m:val="p"/>
@@ -961,19 +1057,21 @@
         <m:r>
           <m:t>u</m:t>
         </m:r>
-        <m:d>
-          <m:dPr>
-            <m:begChr m:val="("/>
-            <m:sepChr m:val=""/>
-            <m:endChr m:val=")"/>
-            <m:grow/>
-          </m:dPr>
-          <m:e>
-            <m:r>
-              <m:t>x</m:t>
-            </m:r>
-          </m:e>
-        </m:d>
+        <m:r>
+          <m:rPr>
+            <m:sty m:val="p"/>
+          </m:rPr>
+          <m:t>(</m:t>
+        </m:r>
+        <m:r>
+          <m:t>x</m:t>
+        </m:r>
+        <m:r>
+          <m:rPr>
+            <m:sty m:val="p"/>
+          </m:rPr>
+          <m:t>)</m:t>
+        </m:r>
         <m:r>
           <m:rPr>
             <m:sty m:val="p"/>
@@ -983,19 +1081,21 @@
         <m:r>
           <m:t>v</m:t>
         </m:r>
-        <m:d>
-          <m:dPr>
-            <m:begChr m:val="("/>
-            <m:sepChr m:val=""/>
-            <m:endChr m:val=")"/>
-            <m:grow/>
-          </m:dPr>
-          <m:e>
-            <m:r>
-              <m:t>x</m:t>
-            </m:r>
-          </m:e>
-        </m:d>
+        <m:r>
+          <m:rPr>
+            <m:sty m:val="p"/>
+          </m:rPr>
+          <m:t>(</m:t>
+        </m:r>
+        <m:r>
+          <m:t>x</m:t>
+        </m:r>
+        <m:r>
+          <m:rPr>
+            <m:sty m:val="p"/>
+          </m:rPr>
+          <m:t>)</m:t>
+        </m:r>
       </m:oMath>
       <w:r>
         <w:t xml:space="preserve"> </w:t>
@@ -1010,19 +1110,21 @@
         <m:r>
           <m:t>v</m:t>
         </m:r>
-        <m:d>
-          <m:dPr>
-            <m:begChr m:val="("/>
-            <m:sepChr m:val=""/>
-            <m:endChr m:val=")"/>
-            <m:grow/>
-          </m:dPr>
-          <m:e>
-            <m:r>
-              <m:t>x</m:t>
-            </m:r>
-          </m:e>
-        </m:d>
+        <m:r>
+          <m:rPr>
+            <m:sty m:val="p"/>
+          </m:rPr>
+          <m:t>(</m:t>
+        </m:r>
+        <m:r>
+          <m:t>x</m:t>
+        </m:r>
+        <m:r>
+          <m:rPr>
+            <m:sty m:val="p"/>
+          </m:rPr>
+          <m:t>)</m:t>
+        </m:r>
         <m:r>
           <m:rPr>
             <m:sty m:val="p"/>
@@ -1046,28 +1148,36 @@
           <m:jc m:val="center"/>
         </m:oMathParaPr>
         <m:oMath>
-          <m:r>
-            <m:t>f</m:t>
-          </m:r>
-          <m:r>
-            <m:rPr>
-              <m:sty m:val="p"/>
-            </m:rPr>
-            <m:t>′</m:t>
-          </m:r>
-          <m:d>
-            <m:dPr>
-              <m:begChr m:val="("/>
-              <m:sepChr m:val=""/>
-              <m:endChr m:val=")"/>
-              <m:grow/>
-            </m:dPr>
+          <m:sSup>
             <m:e>
               <m:r>
-                <m:t>x</m:t>
+                <m:t>f</m:t>
               </m:r>
             </m:e>
-          </m:d>
+            <m:sup>
+              <m:r>
+                <m:rPr>
+                  <m:sty m:val="p"/>
+                </m:rPr>
+                <m:t>′</m:t>
+              </m:r>
+            </m:sup>
+          </m:sSup>
+          <m:r>
+            <m:rPr>
+              <m:sty m:val="p"/>
+            </m:rPr>
+            <m:t>(</m:t>
+          </m:r>
+          <m:r>
+            <m:t>x</m:t>
+          </m:r>
+          <m:r>
+            <m:rPr>
+              <m:sty m:val="p"/>
+            </m:rPr>
+            <m:t>)</m:t>
+          </m:r>
           <m:r>
             <m:rPr>
               <m:sty m:val="p"/>
@@ -1116,37 +1226,41 @@
                   <m:r>
                     <m:t>u</m:t>
                   </m:r>
-                  <m:d>
-                    <m:dPr>
-                      <m:begChr m:val="("/>
-                      <m:sepChr m:val=""/>
-                      <m:endChr m:val=")"/>
-                      <m:grow/>
-                    </m:dPr>
-                    <m:e>
-                      <m:r>
-                        <m:t>x</m:t>
-                      </m:r>
-                    </m:e>
-                  </m:d>
+                  <m:r>
+                    <m:rPr>
+                      <m:sty m:val="p"/>
+                    </m:rPr>
+                    <m:t>(</m:t>
+                  </m:r>
+                  <m:r>
+                    <m:t>x</m:t>
+                  </m:r>
+                  <m:r>
+                    <m:rPr>
+                      <m:sty m:val="p"/>
+                    </m:rPr>
+                    <m:t>)</m:t>
+                  </m:r>
                 </m:num>
                 <m:den>
                   <m:r>
                     <m:t>v</m:t>
                   </m:r>
-                  <m:d>
-                    <m:dPr>
-                      <m:begChr m:val="("/>
-                      <m:sepChr m:val=""/>
-                      <m:endChr m:val=")"/>
-                      <m:grow/>
-                    </m:dPr>
-                    <m:e>
-                      <m:r>
-                        <m:t>x</m:t>
-                      </m:r>
-                    </m:e>
-                  </m:d>
+                  <m:r>
+                    <m:rPr>
+                      <m:sty m:val="p"/>
+                    </m:rPr>
+                    <m:t>(</m:t>
+                  </m:r>
+                  <m:r>
+                    <m:t>x</m:t>
+                  </m:r>
+                  <m:r>
+                    <m:rPr>
+                      <m:sty m:val="p"/>
+                    </m:rPr>
+                    <m:t>)</m:t>
+                  </m:r>
                 </m:den>
               </m:f>
             </m:e>
@@ -1165,19 +1279,57 @@
               <m:r>
                 <m:t>v</m:t>
               </m:r>
-              <m:d>
-                <m:dPr>
-                  <m:begChr m:val="("/>
-                  <m:sepChr m:val=""/>
-                  <m:endChr m:val=")"/>
-                  <m:grow/>
-                </m:dPr>
+              <m:r>
+                <m:rPr>
+                  <m:sty m:val="p"/>
+                </m:rPr>
+                <m:t>(</m:t>
+              </m:r>
+              <m:r>
+                <m:t>x</m:t>
+              </m:r>
+              <m:r>
+                <m:rPr>
+                  <m:sty m:val="p"/>
+                </m:rPr>
+                <m:t>)</m:t>
+              </m:r>
+              <m:sSup>
                 <m:e>
                   <m:r>
-                    <m:t>x</m:t>
+                    <m:t>u</m:t>
                   </m:r>
                 </m:e>
-              </m:d>
+                <m:sup>
+                  <m:r>
+                    <m:rPr>
+                      <m:sty m:val="p"/>
+                    </m:rPr>
+                    <m:t>′</m:t>
+                  </m:r>
+                </m:sup>
+              </m:sSup>
+              <m:r>
+                <m:rPr>
+                  <m:sty m:val="p"/>
+                </m:rPr>
+                <m:t>(</m:t>
+              </m:r>
+              <m:r>
+                <m:t>x</m:t>
+              </m:r>
+              <m:r>
+                <m:rPr>
+                  <m:sty m:val="p"/>
+                </m:rPr>
+                <m:t>)</m:t>
+              </m:r>
+              <m:r>
+                <m:rPr>
+                  <m:sty m:val="p"/>
+                </m:rPr>
+                <m:t>−</m:t>
+              </m:r>
               <m:r>
                 <m:t>u</m:t>
               </m:r>
@@ -1185,95 +1337,81 @@
                 <m:rPr>
                   <m:sty m:val="p"/>
                 </m:rPr>
-                <m:t>′</m:t>
-              </m:r>
-              <m:d>
-                <m:dPr>
-                  <m:begChr m:val="("/>
-                  <m:sepChr m:val=""/>
-                  <m:endChr m:val=")"/>
-                  <m:grow/>
-                </m:dPr>
+                <m:t>(</m:t>
+              </m:r>
+              <m:r>
+                <m:t>x</m:t>
+              </m:r>
+              <m:r>
+                <m:rPr>
+                  <m:sty m:val="p"/>
+                </m:rPr>
+                <m:t>)</m:t>
+              </m:r>
+              <m:sSup>
                 <m:e>
                   <m:r>
-                    <m:t>x</m:t>
+                    <m:t>v</m:t>
                   </m:r>
                 </m:e>
-              </m:d>
-              <m:r>
-                <m:rPr>
-                  <m:sty m:val="p"/>
-                </m:rPr>
-                <m:t>−</m:t>
-              </m:r>
-              <m:r>
-                <m:t>u</m:t>
-              </m:r>
-              <m:d>
-                <m:dPr>
-                  <m:begChr m:val="("/>
-                  <m:sepChr m:val=""/>
-                  <m:endChr m:val=")"/>
-                  <m:grow/>
-                </m:dPr>
+                <m:sup>
+                  <m:r>
+                    <m:rPr>
+                      <m:sty m:val="p"/>
+                    </m:rPr>
+                    <m:t>′</m:t>
+                  </m:r>
+                </m:sup>
+              </m:sSup>
+              <m:r>
+                <m:rPr>
+                  <m:sty m:val="p"/>
+                </m:rPr>
+                <m:t>(</m:t>
+              </m:r>
+              <m:r>
+                <m:t>x</m:t>
+              </m:r>
+              <m:r>
+                <m:rPr>
+                  <m:sty m:val="p"/>
+                </m:rPr>
+                <m:t>)</m:t>
+              </m:r>
+            </m:num>
+            <m:den>
+              <m:r>
+                <m:rPr>
+                  <m:sty m:val="p"/>
+                </m:rPr>
+                <m:t>(</m:t>
+              </m:r>
+              <m:r>
+                <m:t>v</m:t>
+              </m:r>
+              <m:r>
+                <m:rPr>
+                  <m:sty m:val="p"/>
+                </m:rPr>
+                <m:t>(</m:t>
+              </m:r>
+              <m:r>
+                <m:t>x</m:t>
+              </m:r>
+              <m:r>
+                <m:rPr>
+                  <m:sty m:val="p"/>
+                </m:rPr>
+                <m:t>)</m:t>
+              </m:r>
+              <m:sSup>
                 <m:e>
                   <m:r>
-                    <m:t>x</m:t>
+                    <m:rPr>
+                      <m:sty m:val="p"/>
+                    </m:rPr>
+                    <m:t>)</m:t>
                   </m:r>
-                </m:e>
-              </m:d>
-              <m:r>
-                <m:t>v</m:t>
-              </m:r>
-              <m:r>
-                <m:rPr>
-                  <m:sty m:val="p"/>
-                </m:rPr>
-                <m:t>′</m:t>
-              </m:r>
-              <m:d>
-                <m:dPr>
-                  <m:begChr m:val="("/>
-                  <m:sepChr m:val=""/>
-                  <m:endChr m:val=")"/>
-                  <m:grow/>
-                </m:dPr>
-                <m:e>
-                  <m:r>
-                    <m:t>x</m:t>
-                  </m:r>
-                </m:e>
-              </m:d>
-            </m:num>
-            <m:den>
-              <m:sSup>
-                <m:e>
-                  <m:d>
-                    <m:dPr>
-                      <m:begChr m:val="("/>
-                      <m:sepChr m:val=""/>
-                      <m:endChr m:val=")"/>
-                      <m:grow/>
-                    </m:dPr>
-                    <m:e>
-                      <m:r>
-                        <m:t>v</m:t>
-                      </m:r>
-                      <m:d>
-                        <m:dPr>
-                          <m:begChr m:val="("/>
-                          <m:sepChr m:val=""/>
-                          <m:endChr m:val=")"/>
-                          <m:grow/>
-                        </m:dPr>
-                        <m:e>
-                          <m:r>
-                            <m:t>x</m:t>
-                          </m:r>
-                        </m:e>
-                      </m:d>
-                    </m:e>
-                  </m:d>
                 </m:e>
                 <m:sup>
                   <m:r>
@@ -1298,7 +1436,7 @@
       <w:pPr>
         <w:pStyle w:val="BodyText"/>
       </w:pPr>
-      <w:hyperlink r:id="rId23">
+      <w:hyperlink r:id="rId12">
         <w:r>
           <w:rPr>
             <w:rStyle w:val="Hyperlink"/>
@@ -1321,19 +1459,21 @@
         <m:r>
           <m:t>f</m:t>
         </m:r>
-        <m:d>
-          <m:dPr>
-            <m:begChr m:val="("/>
-            <m:sepChr m:val=""/>
-            <m:endChr m:val=")"/>
-            <m:grow/>
-          </m:dPr>
-          <m:e>
-            <m:r>
-              <m:t>x</m:t>
-            </m:r>
-          </m:e>
-        </m:d>
+        <m:r>
+          <m:rPr>
+            <m:sty m:val="p"/>
+          </m:rPr>
+          <m:t>(</m:t>
+        </m:r>
+        <m:r>
+          <m:t>x</m:t>
+        </m:r>
+        <m:r>
+          <m:rPr>
+            <m:sty m:val="p"/>
+          </m:rPr>
+          <m:t>)</m:t>
+        </m:r>
         <m:r>
           <m:rPr>
             <m:sty m:val="p"/>
@@ -1343,32 +1483,36 @@
         <m:r>
           <m:t>f</m:t>
         </m:r>
-        <m:d>
-          <m:dPr>
-            <m:begChr m:val="("/>
-            <m:sepChr m:val=""/>
-            <m:endChr m:val=")"/>
-            <m:grow/>
-          </m:dPr>
-          <m:e>
-            <m:r>
-              <m:t>u</m:t>
-            </m:r>
-            <m:d>
-              <m:dPr>
-                <m:begChr m:val="("/>
-                <m:sepChr m:val=""/>
-                <m:endChr m:val=")"/>
-                <m:grow/>
-              </m:dPr>
-              <m:e>
-                <m:r>
-                  <m:t>x</m:t>
-                </m:r>
-              </m:e>
-            </m:d>
-          </m:e>
-        </m:d>
+        <m:r>
+          <m:rPr>
+            <m:sty m:val="p"/>
+          </m:rPr>
+          <m:t>(</m:t>
+        </m:r>
+        <m:r>
+          <m:t>u</m:t>
+        </m:r>
+        <m:r>
+          <m:rPr>
+            <m:sty m:val="p"/>
+          </m:rPr>
+          <m:t>(</m:t>
+        </m:r>
+        <m:r>
+          <m:t>x</m:t>
+        </m:r>
+        <m:r>
+          <m:rPr>
+            <m:sty m:val="p"/>
+          </m:rPr>
+          <m:t>)</m:t>
+        </m:r>
+        <m:r>
+          <m:rPr>
+            <m:sty m:val="p"/>
+          </m:rPr>
+          <m:t>)</m:t>
+        </m:r>
       </m:oMath>
       <w:r>
         <w:t xml:space="preserve">, then</w:t>
@@ -1383,28 +1527,36 @@
           <m:jc m:val="center"/>
         </m:oMathParaPr>
         <m:oMath>
-          <m:r>
-            <m:t>f</m:t>
-          </m:r>
-          <m:r>
-            <m:rPr>
-              <m:sty m:val="p"/>
-            </m:rPr>
-            <m:t>′</m:t>
-          </m:r>
-          <m:d>
-            <m:dPr>
-              <m:begChr m:val="("/>
-              <m:sepChr m:val=""/>
-              <m:endChr m:val=")"/>
-              <m:grow/>
-            </m:dPr>
+          <m:sSup>
             <m:e>
               <m:r>
-                <m:t>x</m:t>
+                <m:t>f</m:t>
               </m:r>
             </m:e>
-          </m:d>
+            <m:sup>
+              <m:r>
+                <m:rPr>
+                  <m:sty m:val="p"/>
+                </m:rPr>
+                <m:t>′</m:t>
+              </m:r>
+            </m:sup>
+          </m:sSup>
+          <m:r>
+            <m:rPr>
+              <m:sty m:val="p"/>
+            </m:rPr>
+            <m:t>(</m:t>
+          </m:r>
+          <m:r>
+            <m:t>x</m:t>
+          </m:r>
+          <m:r>
+            <m:rPr>
+              <m:sty m:val="p"/>
+            </m:rPr>
+            <m:t>)</m:t>
+          </m:r>
           <m:r>
             <m:rPr>
               <m:sty m:val="p"/>
@@ -1481,69 +1633,87 @@
             </m:rPr>
             <m:t>=</m:t>
           </m:r>
-          <m:r>
-            <m:t>f</m:t>
-          </m:r>
-          <m:r>
-            <m:rPr>
-              <m:sty m:val="p"/>
-            </m:rPr>
-            <m:t>′</m:t>
-          </m:r>
-          <m:d>
-            <m:dPr>
-              <m:begChr m:val="("/>
-              <m:sepChr m:val=""/>
-              <m:endChr m:val=")"/>
-              <m:grow/>
-            </m:dPr>
+          <m:sSup>
             <m:e>
               <m:r>
+                <m:t>f</m:t>
+              </m:r>
+            </m:e>
+            <m:sup>
+              <m:r>
+                <m:rPr>
+                  <m:sty m:val="p"/>
+                </m:rPr>
+                <m:t>′</m:t>
+              </m:r>
+            </m:sup>
+          </m:sSup>
+          <m:r>
+            <m:rPr>
+              <m:sty m:val="p"/>
+            </m:rPr>
+            <m:t>(</m:t>
+          </m:r>
+          <m:r>
+            <m:t>u</m:t>
+          </m:r>
+          <m:r>
+            <m:rPr>
+              <m:sty m:val="p"/>
+            </m:rPr>
+            <m:t>(</m:t>
+          </m:r>
+          <m:r>
+            <m:t>x</m:t>
+          </m:r>
+          <m:r>
+            <m:rPr>
+              <m:sty m:val="p"/>
+            </m:rPr>
+            <m:t>)</m:t>
+          </m:r>
+          <m:r>
+            <m:rPr>
+              <m:sty m:val="p"/>
+            </m:rPr>
+            <m:t>)</m:t>
+          </m:r>
+          <m:r>
+            <m:rPr>
+              <m:sty m:val="p"/>
+            </m:rPr>
+            <m:t>⋅</m:t>
+          </m:r>
+          <m:sSup>
+            <m:e>
+              <m:r>
                 <m:t>u</m:t>
               </m:r>
-              <m:d>
-                <m:dPr>
-                  <m:begChr m:val="("/>
-                  <m:sepChr m:val=""/>
-                  <m:endChr m:val=")"/>
-                  <m:grow/>
-                </m:dPr>
-                <m:e>
-                  <m:r>
-                    <m:t>x</m:t>
-                  </m:r>
-                </m:e>
-              </m:d>
             </m:e>
-          </m:d>
-          <m:r>
-            <m:rPr>
-              <m:sty m:val="p"/>
-            </m:rPr>
-            <m:t>⋅</m:t>
-          </m:r>
-          <m:r>
-            <m:t>u</m:t>
-          </m:r>
-          <m:r>
-            <m:rPr>
-              <m:sty m:val="p"/>
-            </m:rPr>
-            <m:t>′</m:t>
-          </m:r>
-          <m:d>
-            <m:dPr>
-              <m:begChr m:val="("/>
-              <m:sepChr m:val=""/>
-              <m:endChr m:val=")"/>
-              <m:grow/>
-            </m:dPr>
-            <m:e>
-              <m:r>
-                <m:t>x</m:t>
-              </m:r>
-            </m:e>
-          </m:d>
+            <m:sup>
+              <m:r>
+                <m:rPr>
+                  <m:sty m:val="p"/>
+                </m:rPr>
+                <m:t>′</m:t>
+              </m:r>
+            </m:sup>
+          </m:sSup>
+          <m:r>
+            <m:rPr>
+              <m:sty m:val="p"/>
+            </m:rPr>
+            <m:t>(</m:t>
+          </m:r>
+          <m:r>
+            <m:t>x</m:t>
+          </m:r>
+          <m:r>
+            <m:rPr>
+              <m:sty m:val="p"/>
+            </m:rPr>
+            <m:t>)</m:t>
+          </m:r>
         </m:oMath>
       </m:oMathPara>
     </w:p>
@@ -1558,41 +1728,51 @@
         <w:t xml:space="preserve"> </w:t>
       </w:r>
       <m:oMath>
-        <m:r>
-          <m:t>f</m:t>
-        </m:r>
+        <m:sSup>
+          <m:e>
+            <m:r>
+              <m:t>f</m:t>
+            </m:r>
+          </m:e>
+          <m:sup>
+            <m:r>
+              <m:rPr>
+                <m:sty m:val="p"/>
+              </m:rPr>
+              <m:t>′</m:t>
+            </m:r>
+          </m:sup>
+        </m:sSup>
         <m:r>
           <m:rPr>
             <m:sty m:val="p"/>
           </m:rPr>
-          <m:t>′</m:t>
-        </m:r>
-        <m:d>
-          <m:dPr>
-            <m:begChr m:val="("/>
-            <m:sepChr m:val=""/>
-            <m:endChr m:val=")"/>
-            <m:grow/>
-          </m:dPr>
-          <m:e>
-            <m:r>
-              <m:t>u</m:t>
-            </m:r>
-            <m:d>
-              <m:dPr>
-                <m:begChr m:val="("/>
-                <m:sepChr m:val=""/>
-                <m:endChr m:val=")"/>
-                <m:grow/>
-              </m:dPr>
-              <m:e>
-                <m:r>
-                  <m:t>x</m:t>
-                </m:r>
-              </m:e>
-            </m:d>
-          </m:e>
-        </m:d>
+          <m:t>(</m:t>
+        </m:r>
+        <m:r>
+          <m:t>u</m:t>
+        </m:r>
+        <m:r>
+          <m:rPr>
+            <m:sty m:val="p"/>
+          </m:rPr>
+          <m:t>(</m:t>
+        </m:r>
+        <m:r>
+          <m:t>x</m:t>
+        </m:r>
+        <m:r>
+          <m:rPr>
+            <m:sty m:val="p"/>
+          </m:rPr>
+          <m:t>)</m:t>
+        </m:r>
+        <m:r>
+          <m:rPr>
+            <m:sty m:val="p"/>
+          </m:rPr>
+          <m:t>)</m:t>
+        </m:r>
       </m:oMath>
       <w:r>
         <w:t xml:space="preserve"> </w:t>
@@ -1607,19 +1787,21 @@
         <m:r>
           <m:t>f</m:t>
         </m:r>
-        <m:d>
-          <m:dPr>
-            <m:begChr m:val="("/>
-            <m:sepChr m:val=""/>
-            <m:endChr m:val=")"/>
-            <m:grow/>
-          </m:dPr>
-          <m:e>
-            <m:r>
-              <m:t>u</m:t>
-            </m:r>
-          </m:e>
-        </m:d>
+        <m:r>
+          <m:rPr>
+            <m:sty m:val="p"/>
+          </m:rPr>
+          <m:t>(</m:t>
+        </m:r>
+        <m:r>
+          <m:t>u</m:t>
+        </m:r>
+        <m:r>
+          <m:rPr>
+            <m:sty m:val="p"/>
+          </m:rPr>
+          <m:t>)</m:t>
+        </m:r>
       </m:oMath>
       <w:r>
         <w:t xml:space="preserve"> </w:t>
@@ -1671,28 +1853,30 @@
         <m:r>
           <m:t>f</m:t>
         </m:r>
-        <m:d>
-          <m:dPr>
-            <m:begChr m:val="("/>
-            <m:sepChr m:val=""/>
-            <m:endChr m:val=")"/>
-            <m:grow/>
-          </m:dPr>
-          <m:e>
-            <m:r>
-              <m:t>x</m:t>
-            </m:r>
-            <m:r>
-              <m:rPr>
-                <m:sty m:val="p"/>
-              </m:rPr>
-              <m:t>,</m:t>
-            </m:r>
-            <m:r>
-              <m:t>y</m:t>
-            </m:r>
-          </m:e>
-        </m:d>
+        <m:r>
+          <m:rPr>
+            <m:sty m:val="p"/>
+          </m:rPr>
+          <m:t>(</m:t>
+        </m:r>
+        <m:r>
+          <m:t>x</m:t>
+        </m:r>
+        <m:r>
+          <m:rPr>
+            <m:sty m:val="p"/>
+          </m:rPr>
+          <m:t>,</m:t>
+        </m:r>
+        <m:r>
+          <m:t>y</m:t>
+        </m:r>
+        <m:r>
+          <m:rPr>
+            <m:sty m:val="p"/>
+          </m:rPr>
+          <m:t>)</m:t>
+        </m:r>
         <m:r>
           <m:rPr>
             <m:sty m:val="p"/>
@@ -1716,19 +1900,21 @@
         <m:r>
           <m:t>g</m:t>
         </m:r>
-        <m:d>
-          <m:dPr>
-            <m:begChr m:val="("/>
-            <m:sepChr m:val=""/>
-            <m:endChr m:val=")"/>
-            <m:grow/>
-          </m:dPr>
-          <m:e>
-            <m:r>
-              <m:t>y</m:t>
-            </m:r>
-          </m:e>
-        </m:d>
+        <m:r>
+          <m:rPr>
+            <m:sty m:val="p"/>
+          </m:rPr>
+          <m:t>(</m:t>
+        </m:r>
+        <m:r>
+          <m:t>y</m:t>
+        </m:r>
+        <m:r>
+          <m:rPr>
+            <m:sty m:val="p"/>
+          </m:rPr>
+          <m:t>)</m:t>
+        </m:r>
       </m:oMath>
       <w:r>
         <w:t xml:space="preserve"> </w:t>
@@ -1772,32 +1958,36 @@
               </m:r>
             </m:den>
           </m:f>
-          <m:d>
-            <m:dPr>
-              <m:begChr m:val="("/>
-              <m:sepChr m:val=""/>
-              <m:endChr m:val=")"/>
-              <m:grow/>
-            </m:dPr>
-            <m:e>
-              <m:r>
-                <m:t>g</m:t>
-              </m:r>
-              <m:d>
-                <m:dPr>
-                  <m:begChr m:val="("/>
-                  <m:sepChr m:val=""/>
-                  <m:endChr m:val=")"/>
-                  <m:grow/>
-                </m:dPr>
-                <m:e>
-                  <m:r>
-                    <m:t>y</m:t>
-                  </m:r>
-                </m:e>
-              </m:d>
-            </m:e>
-          </m:d>
+          <m:r>
+            <m:rPr>
+              <m:sty m:val="p"/>
+            </m:rPr>
+            <m:t>(</m:t>
+          </m:r>
+          <m:r>
+            <m:t>g</m:t>
+          </m:r>
+          <m:r>
+            <m:rPr>
+              <m:sty m:val="p"/>
+            </m:rPr>
+            <m:t>(</m:t>
+          </m:r>
+          <m:r>
+            <m:t>y</m:t>
+          </m:r>
+          <m:r>
+            <m:rPr>
+              <m:sty m:val="p"/>
+            </m:rPr>
+            <m:t>)</m:t>
+          </m:r>
+          <m:r>
+            <m:rPr>
+              <m:sty m:val="p"/>
+            </m:rPr>
+            <m:t>)</m:t>
+          </m:r>
           <m:r>
             <m:rPr>
               <m:sty m:val="p"/>
@@ -1874,28 +2064,36 @@
             </m:rPr>
             <m:t>=</m:t>
           </m:r>
-          <m:r>
-            <m:t>g</m:t>
-          </m:r>
-          <m:r>
-            <m:rPr>
-              <m:sty m:val="p"/>
-            </m:rPr>
-            <m:t>′</m:t>
-          </m:r>
-          <m:d>
-            <m:dPr>
-              <m:begChr m:val="("/>
-              <m:sepChr m:val=""/>
-              <m:endChr m:val=")"/>
-              <m:grow/>
-            </m:dPr>
+          <m:sSup>
             <m:e>
               <m:r>
-                <m:t>y</m:t>
+                <m:t>g</m:t>
               </m:r>
             </m:e>
-          </m:d>
+            <m:sup>
+              <m:r>
+                <m:rPr>
+                  <m:sty m:val="p"/>
+                </m:rPr>
+                <m:t>′</m:t>
+              </m:r>
+            </m:sup>
+          </m:sSup>
+          <m:r>
+            <m:rPr>
+              <m:sty m:val="p"/>
+            </m:rPr>
+            <m:t>(</m:t>
+          </m:r>
+          <m:r>
+            <m:t>y</m:t>
+          </m:r>
+          <m:r>
+            <m:rPr>
+              <m:sty m:val="p"/>
+            </m:rPr>
+            <m:t>)</m:t>
+          </m:r>
           <m:r>
             <m:rPr>
               <m:sty m:val="p"/>
@@ -1945,28 +2143,36 @@
         <w:t xml:space="preserve"> </w:t>
       </w:r>
       <m:oMath>
-        <m:r>
-          <m:t>g</m:t>
-        </m:r>
+        <m:sSup>
+          <m:e>
+            <m:r>
+              <m:t>g</m:t>
+            </m:r>
+          </m:e>
+          <m:sup>
+            <m:r>
+              <m:rPr>
+                <m:sty m:val="p"/>
+              </m:rPr>
+              <m:t>′</m:t>
+            </m:r>
+          </m:sup>
+        </m:sSup>
         <m:r>
           <m:rPr>
             <m:sty m:val="p"/>
           </m:rPr>
-          <m:t>′</m:t>
-        </m:r>
-        <m:d>
-          <m:dPr>
-            <m:begChr m:val="("/>
-            <m:sepChr m:val=""/>
-            <m:endChr m:val=")"/>
-            <m:grow/>
-          </m:dPr>
-          <m:e>
-            <m:r>
-              <m:t>y</m:t>
-            </m:r>
-          </m:e>
-        </m:d>
+          <m:t>(</m:t>
+        </m:r>
+        <m:r>
+          <m:t>y</m:t>
+        </m:r>
+        <m:r>
+          <m:rPr>
+            <m:sty m:val="p"/>
+          </m:rPr>
+          <m:t>)</m:t>
+        </m:r>
       </m:oMath>
       <w:r>
         <w:t xml:space="preserve"> </w:t>
@@ -1981,19 +2187,21 @@
         <m:r>
           <m:t>g</m:t>
         </m:r>
-        <m:d>
-          <m:dPr>
-            <m:begChr m:val="("/>
-            <m:sepChr m:val=""/>
-            <m:endChr m:val=")"/>
-            <m:grow/>
-          </m:dPr>
-          <m:e>
-            <m:r>
-              <m:t>y</m:t>
-            </m:r>
-          </m:e>
-        </m:d>
+        <m:r>
+          <m:rPr>
+            <m:sty m:val="p"/>
+          </m:rPr>
+          <m:t>(</m:t>
+        </m:r>
+        <m:r>
+          <m:t>y</m:t>
+        </m:r>
+        <m:r>
+          <m:rPr>
+            <m:sty m:val="p"/>
+          </m:rPr>
+          <m:t>)</m:t>
+        </m:r>
       </m:oMath>
       <w:r>
         <w:t xml:space="preserve"> </w:t>
@@ -2013,8 +2221,8 @@
         <w:t xml:space="preserve">.</w:t>
       </w:r>
     </w:p>
-    <w:bookmarkEnd w:id="24"/>
-    <w:bookmarkStart w:id="25" w:name="rules-of-integration"/>
+    <w:bookmarkEnd w:id="13"/>
+    <w:bookmarkStart w:id="14" w:name="rules-of-integration"/>
     <w:p>
       <w:pPr>
         <w:pStyle w:val="Heading2"/>
@@ -2093,19 +2301,21 @@
           <m:r>
             <m:t>f</m:t>
           </m:r>
-          <m:d>
-            <m:dPr>
-              <m:begChr m:val="("/>
-              <m:sepChr m:val=""/>
-              <m:endChr m:val=")"/>
-              <m:grow/>
-            </m:dPr>
-            <m:e>
-              <m:r>
-                <m:t>x</m:t>
-              </m:r>
-            </m:e>
-          </m:d>
+          <m:r>
+            <m:rPr>
+              <m:sty m:val="p"/>
+            </m:rPr>
+            <m:t>(</m:t>
+          </m:r>
+          <m:r>
+            <m:t>x</m:t>
+          </m:r>
+          <m:r>
+            <m:rPr>
+              <m:sty m:val="p"/>
+            </m:rPr>
+            <m:t>)</m:t>
+          </m:r>
           <m:r>
             <m:rPr>
               <m:sty m:val="p"/>
@@ -2115,19 +2325,21 @@
           <m:r>
             <m:t>g</m:t>
           </m:r>
-          <m:d>
-            <m:dPr>
-              <m:begChr m:val="("/>
-              <m:sepChr m:val=""/>
-              <m:endChr m:val=")"/>
-              <m:grow/>
-            </m:dPr>
-            <m:e>
-              <m:r>
-                <m:t>x</m:t>
-              </m:r>
-            </m:e>
-          </m:d>
+          <m:r>
+            <m:rPr>
+              <m:sty m:val="p"/>
+            </m:rPr>
+            <m:t>(</m:t>
+          </m:r>
+          <m:r>
+            <m:t>x</m:t>
+          </m:r>
+          <m:r>
+            <m:rPr>
+              <m:sty m:val="p"/>
+            </m:rPr>
+            <m:t>)</m:t>
+          </m:r>
           <m:r>
             <m:t> </m:t>
           </m:r>
@@ -2155,19 +2367,21 @@
           <m:r>
             <m:t>f</m:t>
           </m:r>
-          <m:d>
-            <m:dPr>
-              <m:begChr m:val="("/>
-              <m:sepChr m:val=""/>
-              <m:endChr m:val=")"/>
-              <m:grow/>
-            </m:dPr>
-            <m:e>
-              <m:r>
-                <m:t>x</m:t>
-              </m:r>
-            </m:e>
-          </m:d>
+          <m:r>
+            <m:rPr>
+              <m:sty m:val="p"/>
+            </m:rPr>
+            <m:t>(</m:t>
+          </m:r>
+          <m:r>
+            <m:t>x</m:t>
+          </m:r>
+          <m:r>
+            <m:rPr>
+              <m:sty m:val="p"/>
+            </m:rPr>
+            <m:t>)</m:t>
+          </m:r>
           <m:r>
             <m:t> </m:t>
           </m:r>
@@ -2195,19 +2409,21 @@
           <m:r>
             <m:t>g</m:t>
           </m:r>
-          <m:d>
-            <m:dPr>
-              <m:begChr m:val="("/>
-              <m:sepChr m:val=""/>
-              <m:endChr m:val=")"/>
-              <m:grow/>
-            </m:dPr>
-            <m:e>
-              <m:r>
-                <m:t>x</m:t>
-              </m:r>
-            </m:e>
-          </m:d>
+          <m:r>
+            <m:rPr>
+              <m:sty m:val="p"/>
+            </m:rPr>
+            <m:t>(</m:t>
+          </m:r>
+          <m:r>
+            <m:t>x</m:t>
+          </m:r>
+          <m:r>
+            <m:rPr>
+              <m:sty m:val="p"/>
+            </m:rPr>
+            <m:t>)</m:t>
+          </m:r>
           <m:r>
             <m:t> </m:t>
           </m:r>
@@ -2226,8 +2442,8 @@
           <m:r>
             <m:rPr>
               <m:nor/>
-              <m:sty m:val="p"/>
               <m:scr m:val="sans-serif"/>
+              <m:sty m:val="p"/>
             </m:rPr>
             <m:t> and </m:t>
           </m:r>
@@ -2246,19 +2462,21 @@
           <m:r>
             <m:t>f</m:t>
           </m:r>
-          <m:d>
-            <m:dPr>
-              <m:begChr m:val="("/>
-              <m:sepChr m:val=""/>
-              <m:endChr m:val=")"/>
-              <m:grow/>
-            </m:dPr>
-            <m:e>
-              <m:r>
-                <m:t>x</m:t>
-              </m:r>
-            </m:e>
-          </m:d>
+          <m:r>
+            <m:rPr>
+              <m:sty m:val="p"/>
+            </m:rPr>
+            <m:t>(</m:t>
+          </m:r>
+          <m:r>
+            <m:t>x</m:t>
+          </m:r>
+          <m:r>
+            <m:rPr>
+              <m:sty m:val="p"/>
+            </m:rPr>
+            <m:t>)</m:t>
+          </m:r>
           <m:r>
             <m:t> </m:t>
           </m:r>
@@ -2290,19 +2508,21 @@
           <m:r>
             <m:t>f</m:t>
           </m:r>
-          <m:d>
-            <m:dPr>
-              <m:begChr m:val="("/>
-              <m:sepChr m:val=""/>
-              <m:endChr m:val=")"/>
-              <m:grow/>
-            </m:dPr>
-            <m:e>
-              <m:r>
-                <m:t>x</m:t>
-              </m:r>
-            </m:e>
-          </m:d>
+          <m:r>
+            <m:rPr>
+              <m:sty m:val="p"/>
+            </m:rPr>
+            <m:t>(</m:t>
+          </m:r>
+          <m:r>
+            <m:t>x</m:t>
+          </m:r>
+          <m:r>
+            <m:rPr>
+              <m:sty m:val="p"/>
+            </m:rPr>
+            <m:t>)</m:t>
+          </m:r>
           <m:r>
             <m:t> </m:t>
           </m:r>
@@ -2465,19 +2685,21 @@
               </m:r>
             </m:e>
           </m:nary>
-          <m:d>
-            <m:dPr>
-              <m:begChr m:val="("/>
-              <m:sepChr m:val=""/>
-              <m:endChr m:val=")"/>
-              <m:grow/>
-            </m:dPr>
-            <m:e>
-              <m:r>
-                <m:t>x</m:t>
-              </m:r>
-            </m:e>
-          </m:d>
+          <m:r>
+            <m:rPr>
+              <m:sty m:val="p"/>
+            </m:rPr>
+            <m:t>(</m:t>
+          </m:r>
+          <m:r>
+            <m:t>x</m:t>
+          </m:r>
+          <m:r>
+            <m:rPr>
+              <m:sty m:val="p"/>
+            </m:rPr>
+            <m:t>)</m:t>
+          </m:r>
           <m:r>
             <m:t> </m:t>
           </m:r>
@@ -2517,19 +2739,21 @@
               <m:r>
                 <m:t>f</m:t>
               </m:r>
-              <m:d>
-                <m:dPr>
-                  <m:begChr m:val="("/>
-                  <m:sepChr m:val=""/>
-                  <m:endChr m:val=")"/>
-                  <m:grow/>
-                </m:dPr>
-                <m:e>
-                  <m:r>
-                    <m:t>x</m:t>
-                  </m:r>
-                </m:e>
-              </m:d>
+              <m:r>
+                <m:rPr>
+                  <m:sty m:val="p"/>
+                </m:rPr>
+                <m:t>(</m:t>
+              </m:r>
+              <m:r>
+                <m:t>x</m:t>
+              </m:r>
+              <m:r>
+                <m:rPr>
+                  <m:sty m:val="p"/>
+                </m:rPr>
+                <m:t>)</m:t>
+              </m:r>
             </m:e>
           </m:nary>
           <m:r>
@@ -2571,19 +2795,21 @@
               <m:r>
                 <m:t>f</m:t>
               </m:r>
-              <m:d>
-                <m:dPr>
-                  <m:begChr m:val="("/>
-                  <m:sepChr m:val=""/>
-                  <m:endChr m:val=")"/>
-                  <m:grow/>
-                </m:dPr>
-                <m:e>
-                  <m:r>
-                    <m:t>x</m:t>
-                  </m:r>
-                </m:e>
-              </m:d>
+              <m:r>
+                <m:rPr>
+                  <m:sty m:val="p"/>
+                </m:rPr>
+                <m:t>(</m:t>
+              </m:r>
+              <m:r>
+                <m:t>x</m:t>
+              </m:r>
+              <m:r>
+                <m:rPr>
+                  <m:sty m:val="p"/>
+                </m:rPr>
+                <m:t>)</m:t>
+              </m:r>
             </m:e>
           </m:nary>
           <m:r>
@@ -2664,19 +2890,21 @@
               </m:r>
             </m:e>
           </m:nary>
-          <m:d>
-            <m:dPr>
-              <m:begChr m:val="("/>
-              <m:sepChr m:val=""/>
-              <m:endChr m:val=")"/>
-              <m:grow/>
-            </m:dPr>
-            <m:e>
-              <m:r>
-                <m:t>x</m:t>
-              </m:r>
-            </m:e>
-          </m:d>
+          <m:r>
+            <m:rPr>
+              <m:sty m:val="p"/>
+            </m:rPr>
+            <m:t>(</m:t>
+          </m:r>
+          <m:r>
+            <m:t>x</m:t>
+          </m:r>
+          <m:r>
+            <m:rPr>
+              <m:sty m:val="p"/>
+            </m:rPr>
+            <m:t>)</m:t>
+          </m:r>
           <m:r>
             <m:t> </m:t>
           </m:r>
@@ -2722,19 +2950,21 @@
               <m:r>
                 <m:t>f</m:t>
               </m:r>
-              <m:d>
-                <m:dPr>
-                  <m:begChr m:val="("/>
-                  <m:sepChr m:val=""/>
-                  <m:endChr m:val=")"/>
-                  <m:grow/>
-                </m:dPr>
-                <m:e>
-                  <m:r>
-                    <m:t>x</m:t>
-                  </m:r>
-                </m:e>
-              </m:d>
+              <m:r>
+                <m:rPr>
+                  <m:sty m:val="p"/>
+                </m:rPr>
+                <m:t>(</m:t>
+              </m:r>
+              <m:r>
+                <m:t>x</m:t>
+              </m:r>
+              <m:r>
+                <m:rPr>
+                  <m:sty m:val="p"/>
+                </m:rPr>
+                <m:t>)</m:t>
+              </m:r>
             </m:e>
           </m:nary>
           <m:r>
@@ -2796,37 +3026,105 @@
           <m:r>
             <m:t>f</m:t>
           </m:r>
-          <m:d>
-            <m:dPr>
-              <m:begChr m:val="("/>
-              <m:sepChr m:val=""/>
-              <m:endChr m:val=")"/>
-              <m:grow/>
-            </m:dPr>
+          <m:r>
+            <m:rPr>
+              <m:sty m:val="p"/>
+            </m:rPr>
+            <m:t>(</m:t>
+          </m:r>
+          <m:r>
+            <m:t>u</m:t>
+          </m:r>
+          <m:r>
+            <m:rPr>
+              <m:sty m:val="p"/>
+            </m:rPr>
+            <m:t>(</m:t>
+          </m:r>
+          <m:r>
+            <m:t>x</m:t>
+          </m:r>
+          <m:r>
+            <m:rPr>
+              <m:sty m:val="p"/>
+            </m:rPr>
+            <m:t>)</m:t>
+          </m:r>
+          <m:r>
+            <m:rPr>
+              <m:sty m:val="p"/>
+            </m:rPr>
+            <m:t>)</m:t>
+          </m:r>
+          <m:r>
+            <m:rPr>
+              <m:sty m:val="p"/>
+            </m:rPr>
+            <m:t>⋅</m:t>
+          </m:r>
+          <m:sSup>
             <m:e>
               <m:r>
                 <m:t>u</m:t>
               </m:r>
-              <m:d>
-                <m:dPr>
-                  <m:begChr m:val="("/>
-                  <m:sepChr m:val=""/>
-                  <m:endChr m:val=")"/>
-                  <m:grow/>
-                </m:dPr>
-                <m:e>
-                  <m:r>
-                    <m:t>x</m:t>
-                  </m:r>
-                </m:e>
-              </m:d>
             </m:e>
-          </m:d>
-          <m:r>
-            <m:rPr>
-              <m:sty m:val="p"/>
-            </m:rPr>
-            <m:t>⋅</m:t>
+            <m:sup>
+              <m:r>
+                <m:rPr>
+                  <m:sty m:val="p"/>
+                </m:rPr>
+                <m:t>′</m:t>
+              </m:r>
+            </m:sup>
+          </m:sSup>
+          <m:r>
+            <m:rPr>
+              <m:sty m:val="p"/>
+            </m:rPr>
+            <m:t>(</m:t>
+          </m:r>
+          <m:r>
+            <m:t>x</m:t>
+          </m:r>
+          <m:r>
+            <m:rPr>
+              <m:sty m:val="p"/>
+            </m:rPr>
+            <m:t>)</m:t>
+          </m:r>
+          <m:r>
+            <m:t> </m:t>
+          </m:r>
+          <m:r>
+            <m:rPr>
+              <m:nor/>
+              <m:sty m:val="p"/>
+            </m:rPr>
+            <m:t>d</m:t>
+          </m:r>
+          <m:r>
+            <m:t>x</m:t>
+          </m:r>
+          <m:r>
+            <m:rPr>
+              <m:sty m:val="p"/>
+            </m:rPr>
+            <m:t>=</m:t>
+          </m:r>
+          <m:r>
+            <m:rPr>
+              <m:sty m:val="p"/>
+            </m:rPr>
+            <m:t>∫</m:t>
+          </m:r>
+          <m:r>
+            <m:t>f</m:t>
+          </m:r>
+          <m:r>
+            <m:rPr>
+              <m:sty m:val="p"/>
+            </m:rPr>
+            <m:t>(</m:t>
           </m:r>
           <m:r>
             <m:t>u</m:t>
@@ -2835,62 +3133,8 @@
             <m:rPr>
               <m:sty m:val="p"/>
             </m:rPr>
-            <m:t>′</m:t>
-          </m:r>
-          <m:d>
-            <m:dPr>
-              <m:begChr m:val="("/>
-              <m:sepChr m:val=""/>
-              <m:endChr m:val=")"/>
-              <m:grow/>
-            </m:dPr>
-            <m:e>
-              <m:r>
-                <m:t>x</m:t>
-              </m:r>
-            </m:e>
-          </m:d>
-          <m:r>
-            <m:t> </m:t>
-          </m:r>
-          <m:r>
-            <m:rPr>
-              <m:nor/>
-              <m:sty m:val="p"/>
-            </m:rPr>
-            <m:t>d</m:t>
-          </m:r>
-          <m:r>
-            <m:t>x</m:t>
-          </m:r>
-          <m:r>
-            <m:rPr>
-              <m:sty m:val="p"/>
-            </m:rPr>
-            <m:t>=</m:t>
-          </m:r>
-          <m:r>
-            <m:rPr>
-              <m:sty m:val="p"/>
-            </m:rPr>
-            <m:t>∫</m:t>
-          </m:r>
-          <m:r>
-            <m:t>f</m:t>
-          </m:r>
-          <m:d>
-            <m:dPr>
-              <m:begChr m:val="("/>
-              <m:sepChr m:val=""/>
-              <m:endChr m:val=")"/>
-              <m:grow/>
-            </m:dPr>
-            <m:e>
-              <m:r>
-                <m:t>u</m:t>
-              </m:r>
-            </m:e>
-          </m:d>
+            <m:t>)</m:t>
+          </m:r>
           <m:r>
             <m:t> </m:t>
           </m:r>
@@ -2947,60 +3191,72 @@
               </m:r>
             </m:e>
           </m:nary>
-          <m:d>
-            <m:dPr>
-              <m:begChr m:val="("/>
-              <m:sepChr m:val=""/>
-              <m:endChr m:val=")"/>
-              <m:grow/>
-            </m:dPr>
+          <m:r>
+            <m:rPr>
+              <m:sty m:val="p"/>
+            </m:rPr>
+            <m:t>(</m:t>
+          </m:r>
+          <m:r>
+            <m:t>u</m:t>
+          </m:r>
+          <m:r>
+            <m:rPr>
+              <m:sty m:val="p"/>
+            </m:rPr>
+            <m:t>(</m:t>
+          </m:r>
+          <m:r>
+            <m:t>x</m:t>
+          </m:r>
+          <m:r>
+            <m:rPr>
+              <m:sty m:val="p"/>
+            </m:rPr>
+            <m:t>)</m:t>
+          </m:r>
+          <m:r>
+            <m:rPr>
+              <m:sty m:val="p"/>
+            </m:rPr>
+            <m:t>)</m:t>
+          </m:r>
+          <m:r>
+            <m:rPr>
+              <m:sty m:val="p"/>
+            </m:rPr>
+            <m:t>⋅</m:t>
+          </m:r>
+          <m:sSup>
             <m:e>
               <m:r>
                 <m:t>u</m:t>
               </m:r>
-              <m:d>
-                <m:dPr>
-                  <m:begChr m:val="("/>
-                  <m:sepChr m:val=""/>
-                  <m:endChr m:val=")"/>
-                  <m:grow/>
-                </m:dPr>
-                <m:e>
-                  <m:r>
-                    <m:t>x</m:t>
-                  </m:r>
-                </m:e>
-              </m:d>
             </m:e>
-          </m:d>
-          <m:r>
-            <m:rPr>
-              <m:sty m:val="p"/>
-            </m:rPr>
-            <m:t>⋅</m:t>
-          </m:r>
-          <m:r>
-            <m:t>u</m:t>
-          </m:r>
-          <m:r>
-            <m:rPr>
-              <m:sty m:val="p"/>
-            </m:rPr>
-            <m:t>′</m:t>
-          </m:r>
-          <m:d>
-            <m:dPr>
-              <m:begChr m:val="("/>
-              <m:sepChr m:val=""/>
-              <m:endChr m:val=")"/>
-              <m:grow/>
-            </m:dPr>
-            <m:e>
-              <m:r>
-                <m:t>x</m:t>
-              </m:r>
-            </m:e>
-          </m:d>
+            <m:sup>
+              <m:r>
+                <m:rPr>
+                  <m:sty m:val="p"/>
+                </m:rPr>
+                <m:t>′</m:t>
+              </m:r>
+            </m:sup>
+          </m:sSup>
+          <m:r>
+            <m:rPr>
+              <m:sty m:val="p"/>
+            </m:rPr>
+            <m:t>(</m:t>
+          </m:r>
+          <m:r>
+            <m:t>x</m:t>
+          </m:r>
+          <m:r>
+            <m:rPr>
+              <m:sty m:val="p"/>
+            </m:rPr>
+            <m:t>)</m:t>
+          </m:r>
           <m:r>
             <m:t> </m:t>
           </m:r>
@@ -3031,37 +3287,41 @@
               <m:r>
                 <m:t>u</m:t>
               </m:r>
-              <m:d>
-                <m:dPr>
-                  <m:begChr m:val="("/>
-                  <m:sepChr m:val=""/>
-                  <m:endChr m:val=")"/>
-                  <m:grow/>
-                </m:dPr>
-                <m:e>
-                  <m:r>
-                    <m:t>a</m:t>
-                  </m:r>
-                </m:e>
-              </m:d>
+              <m:r>
+                <m:rPr>
+                  <m:sty m:val="p"/>
+                </m:rPr>
+                <m:t>(</m:t>
+              </m:r>
+              <m:r>
+                <m:t>a</m:t>
+              </m:r>
+              <m:r>
+                <m:rPr>
+                  <m:sty m:val="p"/>
+                </m:rPr>
+                <m:t>)</m:t>
+              </m:r>
             </m:sub>
             <m:sup>
               <m:r>
                 <m:t>u</m:t>
               </m:r>
-              <m:d>
-                <m:dPr>
-                  <m:begChr m:val="("/>
-                  <m:sepChr m:val=""/>
-                  <m:endChr m:val=")"/>
-                  <m:grow/>
-                </m:dPr>
-                <m:e>
-                  <m:r>
-                    <m:t>b</m:t>
-                  </m:r>
-                </m:e>
-              </m:d>
+              <m:r>
+                <m:rPr>
+                  <m:sty m:val="p"/>
+                </m:rPr>
+                <m:t>(</m:t>
+              </m:r>
+              <m:r>
+                <m:t>b</m:t>
+              </m:r>
+              <m:r>
+                <m:rPr>
+                  <m:sty m:val="p"/>
+                </m:rPr>
+                <m:t>)</m:t>
+              </m:r>
             </m:sup>
             <m:e>
               <m:r>
@@ -3069,19 +3329,21 @@
               </m:r>
             </m:e>
           </m:nary>
-          <m:d>
-            <m:dPr>
-              <m:begChr m:val="("/>
-              <m:sepChr m:val=""/>
-              <m:endChr m:val=")"/>
-              <m:grow/>
-            </m:dPr>
-            <m:e>
-              <m:r>
-                <m:t>u</m:t>
-              </m:r>
-            </m:e>
-          </m:d>
+          <m:r>
+            <m:rPr>
+              <m:sty m:val="p"/>
+            </m:rPr>
+            <m:t>(</m:t>
+          </m:r>
+          <m:r>
+            <m:t>u</m:t>
+          </m:r>
+          <m:r>
+            <m:rPr>
+              <m:sty m:val="p"/>
+            </m:rPr>
+            <m:t>)</m:t>
+          </m:r>
           <m:r>
             <m:t> </m:t>
           </m:r>
@@ -3176,6 +3438,40 @@
           <m:r>
             <m:t>u</m:t>
           </m:r>
+          <m:sSup>
+            <m:e>
+              <m:r>
+                <m:t>v</m:t>
+              </m:r>
+            </m:e>
+            <m:sup>
+              <m:r>
+                <m:rPr>
+                  <m:sty m:val="p"/>
+                </m:rPr>
+                <m:t>′</m:t>
+              </m:r>
+            </m:sup>
+          </m:sSup>
+          <m:r>
+            <m:rPr>
+              <m:nor/>
+              <m:sty m:val="p"/>
+            </m:rPr>
+            <m:t>d</m:t>
+          </m:r>
+          <m:r>
+            <m:t>x</m:t>
+          </m:r>
+          <m:r>
+            <m:rPr>
+              <m:sty m:val="p"/>
+            </m:rPr>
+            <m:t>=</m:t>
+          </m:r>
+          <m:r>
+            <m:t>u</m:t>
+          </m:r>
           <m:r>
             <m:t>v</m:t>
           </m:r>
@@ -3183,54 +3479,32 @@
             <m:rPr>
               <m:sty m:val="p"/>
             </m:rPr>
-            <m:t>′</m:t>
-          </m:r>
-          <m:r>
-            <m:rPr>
-              <m:nor/>
-              <m:sty m:val="p"/>
-            </m:rPr>
-            <m:t>d</m:t>
-          </m:r>
-          <m:r>
-            <m:t>x</m:t>
-          </m:r>
-          <m:r>
-            <m:rPr>
-              <m:sty m:val="p"/>
-            </m:rPr>
-            <m:t>=</m:t>
-          </m:r>
-          <m:r>
-            <m:t>u</m:t>
+            <m:t>−</m:t>
+          </m:r>
+          <m:r>
+            <m:rPr>
+              <m:sty m:val="p"/>
+            </m:rPr>
+            <m:t>∫</m:t>
           </m:r>
           <m:r>
             <m:t>v</m:t>
           </m:r>
-          <m:r>
-            <m:rPr>
-              <m:sty m:val="p"/>
-            </m:rPr>
-            <m:t>−</m:t>
-          </m:r>
-          <m:r>
-            <m:rPr>
-              <m:sty m:val="p"/>
-            </m:rPr>
-            <m:t>∫</m:t>
-          </m:r>
-          <m:r>
-            <m:t>v</m:t>
-          </m:r>
-          <m:r>
-            <m:t>u</m:t>
-          </m:r>
-          <m:r>
-            <m:rPr>
-              <m:sty m:val="p"/>
-            </m:rPr>
-            <m:t>′</m:t>
-          </m:r>
+          <m:sSup>
+            <m:e>
+              <m:r>
+                <m:t>u</m:t>
+              </m:r>
+            </m:e>
+            <m:sup>
+              <m:r>
+                <m:rPr>
+                  <m:sty m:val="p"/>
+                </m:rPr>
+                <m:t>′</m:t>
+              </m:r>
+            </m:sup>
+          </m:sSup>
           <m:r>
             <m:t> </m:t>
           </m:r>
@@ -3296,46 +3570,56 @@
               <m:type m:val="bar"/>
             </m:fPr>
             <m:num>
-              <m:r>
-                <m:t>f</m:t>
-              </m:r>
-              <m:r>
-                <m:rPr>
-                  <m:sty m:val="p"/>
-                </m:rPr>
-                <m:t>′</m:t>
-              </m:r>
-              <m:d>
-                <m:dPr>
-                  <m:begChr m:val="("/>
-                  <m:sepChr m:val=""/>
-                  <m:endChr m:val=")"/>
-                  <m:grow/>
-                </m:dPr>
+              <m:sSup>
                 <m:e>
                   <m:r>
-                    <m:t>x</m:t>
+                    <m:t>f</m:t>
                   </m:r>
                 </m:e>
-              </m:d>
+                <m:sup>
+                  <m:r>
+                    <m:rPr>
+                      <m:sty m:val="p"/>
+                    </m:rPr>
+                    <m:t>′</m:t>
+                  </m:r>
+                </m:sup>
+              </m:sSup>
+              <m:r>
+                <m:rPr>
+                  <m:sty m:val="p"/>
+                </m:rPr>
+                <m:t>(</m:t>
+              </m:r>
+              <m:r>
+                <m:t>x</m:t>
+              </m:r>
+              <m:r>
+                <m:rPr>
+                  <m:sty m:val="p"/>
+                </m:rPr>
+                <m:t>)</m:t>
+              </m:r>
             </m:num>
             <m:den>
               <m:r>
                 <m:t>f</m:t>
               </m:r>
-              <m:d>
-                <m:dPr>
-                  <m:begChr m:val="("/>
-                  <m:sepChr m:val=""/>
-                  <m:endChr m:val=")"/>
-                  <m:grow/>
-                </m:dPr>
-                <m:e>
-                  <m:r>
-                    <m:t>x</m:t>
-                  </m:r>
-                </m:e>
-              </m:d>
+              <m:r>
+                <m:rPr>
+                  <m:sty m:val="p"/>
+                </m:rPr>
+                <m:t>(</m:t>
+              </m:r>
+              <m:r>
+                <m:t>x</m:t>
+              </m:r>
+              <m:r>
+                <m:rPr>
+                  <m:sty m:val="p"/>
+                </m:rPr>
+                <m:t>)</m:t>
+              </m:r>
             </m:den>
           </m:f>
           <m:r>
@@ -3363,32 +3647,36 @@
             </m:rPr>
             <m:t>ln</m:t>
           </m:r>
-          <m:d>
-            <m:dPr>
-              <m:begChr m:val="|"/>
-              <m:sepChr m:val=""/>
-              <m:endChr m:val="|"/>
-              <m:grow/>
-            </m:dPr>
-            <m:e>
-              <m:r>
-                <m:t>f</m:t>
-              </m:r>
-              <m:d>
-                <m:dPr>
-                  <m:begChr m:val="("/>
-                  <m:sepChr m:val=""/>
-                  <m:endChr m:val=")"/>
-                  <m:grow/>
-                </m:dPr>
-                <m:e>
-                  <m:r>
-                    <m:t>x</m:t>
-                  </m:r>
-                </m:e>
-              </m:d>
-            </m:e>
-          </m:d>
+          <m:r>
+            <m:rPr>
+              <m:sty m:val="p"/>
+            </m:rPr>
+            <m:t>|</m:t>
+          </m:r>
+          <m:r>
+            <m:t>f</m:t>
+          </m:r>
+          <m:r>
+            <m:rPr>
+              <m:sty m:val="p"/>
+            </m:rPr>
+            <m:t>(</m:t>
+          </m:r>
+          <m:r>
+            <m:t>x</m:t>
+          </m:r>
+          <m:r>
+            <m:rPr>
+              <m:sty m:val="p"/>
+            </m:rPr>
+            <m:t>)</m:t>
+          </m:r>
+          <m:r>
+            <m:rPr>
+              <m:sty m:val="p"/>
+            </m:rPr>
+            <m:t>|</m:t>
+          </m:r>
           <m:r>
             <m:rPr>
               <m:sty m:val="p"/>
@@ -3421,8 +3709,8 @@
         </w:pict>
       </w:r>
     </w:p>
-    <w:bookmarkEnd w:id="25"/>
-    <w:bookmarkStart w:id="27" w:name="version-history"/>
+    <w:bookmarkEnd w:id="14"/>
+    <w:bookmarkStart w:id="16" w:name="version-history"/>
     <w:p>
       <w:pPr>
         <w:pStyle w:val="Heading2"/>
@@ -3443,7 +3731,7 @@
       <w:pPr>
         <w:pStyle w:val="BodyText"/>
       </w:pPr>
-      <w:hyperlink r:id="rId26">
+      <w:hyperlink r:id="rId15">
         <w:r>
           <w:rPr>
             <w:rStyle w:val="Hyperlink"/>
@@ -3452,7 +3740,7 @@
         </w:r>
       </w:hyperlink>
     </w:p>
-    <w:bookmarkEnd w:id="27"/>
+    <w:bookmarkEnd w:id="16"/>
     <w:sectPr>
       <w:pgSz w:h="15840" w:w="12240"/>
       <w:pgMar w:bottom="1440" w:footer="720" w:gutter="0" w:header="720" w:left="1440" w:right="1440" w:top="1440"/>
